--- a/zht/docx/099.content.docx
+++ b/zht/docx/099.content.docx
@@ -355,18 +355,12 @@
           <w:lang w:val="zh_TW" w:bidi="zh_TW"/>
         </w:rPr>
       </w:r>
-      <w:hyperlink r:id="rId13">
-        <w:r>
-          <w:rPr>
-            <w:lang w:val="zh_TW" w:bidi="zh_TW"/>
-          </w:rPr>
-          <w:rPr>
-            <w:color w:val="0000EE"/>
-            <w:u w:val="single"/>
-          </w:rPr>
-          <w:t>歷代志上27:25–27</w:t>
-        </w:r>
-      </w:hyperlink>
+      <w:r>
+        <w:rPr>
+          <w:lang w:val="zh_TW" w:bidi="zh_TW"/>
+        </w:rPr>
+        <w:t>歷代志上27:25–27</w:t>
+      </w:r>
     </w:p>
     <w:p>
       <w:pPr>
@@ -379,18 +373,12 @@
           <w:lang w:val="zh_TW" w:bidi="zh_TW"/>
         </w:rPr>
       </w:r>
-      <w:hyperlink r:id="rId14">
-        <w:r>
-          <w:rPr>
-            <w:lang w:val="zh_TW" w:bidi="zh_TW"/>
-          </w:rPr>
-          <w:rPr>
-            <w:color w:val="0000EE"/>
-            <w:u w:val="single"/>
-          </w:rPr>
-          <w:t>以西結書26:3–4</w:t>
-        </w:r>
-      </w:hyperlink>
+      <w:r>
+        <w:rPr>
+          <w:lang w:val="zh_TW" w:bidi="zh_TW"/>
+        </w:rPr>
+        <w:t>以西結書26:3–4</w:t>
+      </w:r>
     </w:p>
     <w:p>
       <w:pPr>
@@ -403,18 +391,12 @@
           <w:lang w:val="zh_TW" w:bidi="zh_TW"/>
         </w:rPr>
       </w:r>
-      <w:hyperlink r:id="rId15">
-        <w:r>
-          <w:rPr>
-            <w:lang w:val="zh_TW" w:bidi="zh_TW"/>
-          </w:rPr>
-          <w:rPr>
-            <w:color w:val="0000EE"/>
-            <w:u w:val="single"/>
-          </w:rPr>
-          <w:t>馬可福音12:1–3</w:t>
-        </w:r>
-      </w:hyperlink>
+      <w:r>
+        <w:rPr>
+          <w:lang w:val="zh_TW" w:bidi="zh_TW"/>
+        </w:rPr>
+        <w:t>馬可福音12:1–3</w:t>
+      </w:r>
     </w:p>
     <w:p>
       <w:pPr>
@@ -427,18 +409,12 @@
           <w:lang w:val="zh_TW" w:bidi="zh_TW"/>
         </w:rPr>
       </w:r>
-      <w:hyperlink r:id="rId16">
-        <w:r>
-          <w:rPr>
-            <w:lang w:val="zh_TW" w:bidi="zh_TW"/>
-          </w:rPr>
-          <w:rPr>
-            <w:color w:val="0000EE"/>
-            <w:u w:val="single"/>
-          </w:rPr>
-          <w:t>馬太福音21:33–34</w:t>
-        </w:r>
-      </w:hyperlink>
+      <w:r>
+        <w:rPr>
+          <w:lang w:val="zh_TW" w:bidi="zh_TW"/>
+        </w:rPr>
+        <w:t>馬太福音21:33–34</w:t>
+      </w:r>
     </w:p>
     <w:p>
       <w:pPr>
@@ -451,18 +427,12 @@
           <w:lang w:val="zh_TW" w:bidi="zh_TW"/>
         </w:rPr>
       </w:r>
-      <w:hyperlink r:id="rId17">
-        <w:r>
-          <w:rPr>
-            <w:lang w:val="zh_TW" w:bidi="zh_TW"/>
-          </w:rPr>
-          <w:rPr>
-            <w:color w:val="0000EE"/>
-            <w:u w:val="single"/>
-          </w:rPr>
-          <w:t>詩篇62:2</w:t>
-        </w:r>
-      </w:hyperlink>
+      <w:r>
+        <w:rPr>
+          <w:lang w:val="zh_TW" w:bidi="zh_TW"/>
+        </w:rPr>
+        <w:t>詩篇62:2</w:t>
+      </w:r>
     </w:p>
     <w:p>
       <w:pPr>
